--- a/TRANG 2 Lịch sử phiên bản.docx
+++ b/TRANG 2 Lịch sử phiên bản.docx
@@ -576,13 +576,9 @@
             <w:tcW w:w="1435" w:type="dxa"/>
           </w:tcPr>
           <w:p>
-            <w:pPr>
-              <w:jc w:val="center"/>
-              <w:rPr>
-                <w:sz w:val="22"/>
-                <w:szCs w:val="22"/>
-              </w:rPr>
-            </w:pPr>
+            <w:r>
+              <w:t>1.1</w:t>
+            </w:r>
           </w:p>
         </w:tc>
         <w:tc>
@@ -590,13 +586,9 @@
             <w:tcW w:w="1260" w:type="dxa"/>
           </w:tcPr>
           <w:p>
-            <w:pPr>
-              <w:jc w:val="center"/>
-              <w:rPr>
-                <w:sz w:val="22"/>
-                <w:szCs w:val="22"/>
-              </w:rPr>
-            </w:pPr>
+            <w:r>
+              <w:t>26/9/2026</w:t>
+            </w:r>
           </w:p>
         </w:tc>
         <w:tc>
@@ -604,12 +596,9 @@
             <w:tcW w:w="1980" w:type="dxa"/>
           </w:tcPr>
           <w:p>
-            <w:pPr>
-              <w:rPr>
-                <w:sz w:val="22"/>
-                <w:szCs w:val="22"/>
-              </w:rPr>
-            </w:pPr>
+            <w:r>
+              <w:t>SOK KIM THANH</w:t>
+            </w:r>
           </w:p>
         </w:tc>
         <w:tc>
@@ -617,12 +606,9 @@
             <w:tcW w:w="2610" w:type="dxa"/>
           </w:tcPr>
           <w:p>
-            <w:pPr>
-              <w:rPr>
-                <w:sz w:val="22"/>
-                <w:szCs w:val="22"/>
-              </w:rPr>
-            </w:pPr>
+            <w:r>
+              <w:t>Cập nhật mô tả Dashboard thiết kế mới (thanh Notify, KPI Cơ hội thành công, Kế hoạch hành động, Kho riêng biệt, Biểu đồ phễu, Chú thích doanh thu)</w:t>
+            </w:r>
           </w:p>
         </w:tc>
         <w:tc>
@@ -630,12 +616,9 @@
             <w:tcW w:w="1731" w:type="dxa"/>
           </w:tcPr>
           <w:p>
-            <w:pPr>
-              <w:rPr>
-                <w:sz w:val="22"/>
-                <w:szCs w:val="22"/>
-              </w:rPr>
-            </w:pPr>
+            <w:r>
+              <w:t>Dự thảo</w:t>
+            </w:r>
           </w:p>
         </w:tc>
       </w:tr>

--- a/TRANG 2 Lịch sử phiên bản.docx
+++ b/TRANG 2 Lịch sử phiên bản.docx
@@ -583,6 +583,13 @@
                 <w:szCs w:val="22"/>
               </w:rPr>
             </w:pPr>
+            <w:r>
+              <w:rPr>
+                <w:sz w:val="22"/>
+                <w:szCs w:val="22"/>
+              </w:rPr>
+              <w:t>1.1</w:t>
+            </w:r>
           </w:p>
         </w:tc>
         <w:tc>
@@ -597,6 +604,13 @@
                 <w:szCs w:val="22"/>
               </w:rPr>
             </w:pPr>
+            <w:r>
+              <w:rPr>
+                <w:sz w:val="22"/>
+                <w:szCs w:val="22"/>
+              </w:rPr>
+              <w:t>26/9/2026</w:t>
+            </w:r>
           </w:p>
         </w:tc>
         <w:tc>
@@ -610,6 +624,13 @@
                 <w:szCs w:val="22"/>
               </w:rPr>
             </w:pPr>
+            <w:r>
+              <w:rPr>
+                <w:sz w:val="22"/>
+                <w:szCs w:val="22"/>
+              </w:rPr>
+              <w:t>SOK KIM THANH</w:t>
+            </w:r>
           </w:p>
         </w:tc>
         <w:tc>
@@ -623,6 +644,54 @@
                 <w:szCs w:val="22"/>
               </w:rPr>
             </w:pPr>
+            <w:proofErr w:type="spellStart"/>
+            <w:r>
+              <w:rPr>
+                <w:sz w:val="22"/>
+                <w:szCs w:val="22"/>
+              </w:rPr>
+              <w:t>Cập</w:t>
+            </w:r>
+            <w:proofErr w:type="spellEnd"/>
+            <w:r>
+              <w:rPr>
+                <w:sz w:val="22"/>
+                <w:szCs w:val="22"/>
+              </w:rPr>
+              <w:t xml:space="preserve"> </w:t>
+            </w:r>
+            <w:proofErr w:type="spellStart"/>
+            <w:r>
+              <w:rPr>
+                <w:sz w:val="22"/>
+                <w:szCs w:val="22"/>
+              </w:rPr>
+              <w:t>nhật</w:t>
+            </w:r>
+            <w:proofErr w:type="spellEnd"/>
+            <w:r>
+              <w:rPr>
+                <w:sz w:val="22"/>
+                <w:szCs w:val="22"/>
+              </w:rPr>
+              <w:t xml:space="preserve"> </w:t>
+            </w:r>
+            <w:proofErr w:type="spellStart"/>
+            <w:r>
+              <w:rPr>
+                <w:sz w:val="22"/>
+                <w:szCs w:val="22"/>
+              </w:rPr>
+              <w:t>thông</w:t>
+            </w:r>
+            <w:proofErr w:type="spellEnd"/>
+            <w:r>
+              <w:rPr>
+                <w:sz w:val="22"/>
+                <w:szCs w:val="22"/>
+              </w:rPr>
+              <w:t xml:space="preserve"> tin dashboard</w:t>
+            </w:r>
           </w:p>
         </w:tc>
         <w:tc>
@@ -636,6 +705,31 @@
                 <w:szCs w:val="22"/>
               </w:rPr>
             </w:pPr>
+            <w:proofErr w:type="spellStart"/>
+            <w:r>
+              <w:rPr>
+                <w:sz w:val="22"/>
+                <w:szCs w:val="22"/>
+              </w:rPr>
+              <w:t>Đã</w:t>
+            </w:r>
+            <w:proofErr w:type="spellEnd"/>
+            <w:r>
+              <w:rPr>
+                <w:sz w:val="22"/>
+                <w:szCs w:val="22"/>
+              </w:rPr>
+              <w:t xml:space="preserve"> </w:t>
+            </w:r>
+            <w:proofErr w:type="spellStart"/>
+            <w:r>
+              <w:rPr>
+                <w:sz w:val="22"/>
+                <w:szCs w:val="22"/>
+              </w:rPr>
+              <w:t>duyệt</w:t>
+            </w:r>
+            <w:proofErr w:type="spellEnd"/>
           </w:p>
         </w:tc>
       </w:tr>
@@ -1254,6 +1348,7 @@
   <w:style w:type="character" w:default="1" w:styleId="Phngmcinhcuaoanvn">
     <w:name w:val="Default Paragraph Font"/>
     <w:uiPriority w:val="1"/>
+    <w:semiHidden/>
     <w:unhideWhenUsed/>
   </w:style>
   <w:style w:type="table" w:default="1" w:styleId="BangThngthng">
